--- a/manual/Spectrometer Logger Manual_20230822.docx
+++ b/manual/Spectrometer Logger Manual_20230822.docx
@@ -18,6 +18,16 @@
       </w:r>
     </w:p>
     <w:p>
+      <w:r>
+        <w:t>Author: Yen-Chun Huang</w:t>
+      </w:r>
+    </w:p>
+    <w:p>
+      <w:r>
+        <w:t>Date: 02/06/2024</w:t>
+      </w:r>
+    </w:p>
+    <w:p>
       <w:pPr>
         <w:jc w:val="left"/>
       </w:pPr>
@@ -76,20 +86,6 @@
       <w:r>
         <w:t xml:space="preserve"> </w:t>
       </w:r>
-    </w:p>
-    <w:p>
-      <w:pPr>
-        <w:pStyle w:val="ListNumber"/>
-        <w:jc w:val="left"/>
-      </w:pPr>
-      <w:r>
-        <w:t>Required Package: pyvisa</w:t>
-      </w:r>
-    </w:p>
-    <w:p>
-      <w:pPr>
-        <w:jc w:val="left"/>
-      </w:pPr>
     </w:p>
     <w:p>
       <w:pPr>
@@ -393,6 +389,9 @@
       <w:r>
         <w:t xml:space="preserve"> The debug_log.txt is saved in this folder.</w:t>
       </w:r>
+      <w:r>
+        <w:t xml:space="preserve"> The file size can be configured by a user.</w:t>
+      </w:r>
     </w:p>
     <w:p>
       <w:pPr>
@@ -402,6 +401,7 @@
         <w:rPr>
           <w:noProof/>
         </w:rPr>
+        <w:lastRenderedPageBreak/>
         <w:drawing>
           <wp:inline distT="0" distB="0" distL="0" distR="0" wp14:anchorId="53124666" wp14:editId="36025F3A">
             <wp:extent cx="5486400" cy="2984500"/>
@@ -468,7 +468,13 @@
         <w:jc w:val="left"/>
       </w:pPr>
       <w:r>
-        <w:t xml:space="preserve">The logger configuration file </w:t>
+        <w:t xml:space="preserve">The </w:t>
+      </w:r>
+      <w:r>
+        <w:t xml:space="preserve">default </w:t>
+      </w:r>
+      <w:r>
+        <w:t xml:space="preserve">configuration file </w:t>
       </w:r>
       <w:r>
         <w:t xml:space="preserve">is </w:t>
@@ -477,22 +483,25 @@
         <w:t>in C://Users/Public/B12TLOG_Confi</w:t>
       </w:r>
       <w:r>
-        <w:t xml:space="preserve">g/config.cfg. Users can change the log interval, maximum file size and the location to save logged files. </w:t>
-      </w:r>
-    </w:p>
-    <w:p>
-      <w:pPr>
-        <w:ind w:firstLine="0"/>
+        <w:t xml:space="preserve">g/config.cfg. </w:t>
+      </w:r>
+      <w:r>
+        <w:t>A user can modify the configuration and add devices configuration in the following example format.</w:t>
+      </w:r>
+    </w:p>
+    <w:p>
+      <w:pPr>
+        <w:jc w:val="left"/>
       </w:pPr>
       <w:r>
         <w:rPr>
           <w:noProof/>
         </w:rPr>
         <w:drawing>
-          <wp:inline distT="0" distB="0" distL="0" distR="0" wp14:anchorId="08D60EAB" wp14:editId="0BB9443D">
-            <wp:extent cx="5486400" cy="2397125"/>
-            <wp:effectExtent l="0" t="0" r="0" b="3175"/>
-            <wp:docPr id="451045540" name="Picture 2" descr="A black rectangular object with white text&#10;&#10;Description automatically generated"/>
+          <wp:inline distT="0" distB="0" distL="0" distR="0" wp14:anchorId="52ED5159" wp14:editId="51056392">
+            <wp:extent cx="5486400" cy="2334260"/>
+            <wp:effectExtent l="0" t="0" r="0" b="8890"/>
+            <wp:docPr id="35871627" name="Picture 3" descr="A screenshot of a computer program&#10;&#10;Description automatically generated"/>
             <wp:cNvGraphicFramePr>
               <a:graphicFrameLocks xmlns:a="http://schemas.openxmlformats.org/drawingml/2006/main" noChangeAspect="1"/>
             </wp:cNvGraphicFramePr>
@@ -500,7 +509,7 @@
               <a:graphicData uri="http://schemas.openxmlformats.org/drawingml/2006/picture">
                 <pic:pic xmlns:pic="http://schemas.openxmlformats.org/drawingml/2006/picture">
                   <pic:nvPicPr>
-                    <pic:cNvPr id="451045540" name="Picture 2" descr="A black rectangular object with white text&#10;&#10;Description automatically generated"/>
+                    <pic:cNvPr id="35871627" name="Picture 3" descr="A screenshot of a computer program&#10;&#10;Description automatically generated"/>
                     <pic:cNvPicPr/>
                   </pic:nvPicPr>
                   <pic:blipFill>
@@ -512,7 +521,7 @@
                   <pic:spPr>
                     <a:xfrm>
                       <a:off x="0" y="0"/>
-                      <a:ext cx="5486400" cy="2397125"/>
+                      <a:ext cx="5486400" cy="2334260"/>
                     </a:xfrm>
                     <a:prstGeom prst="rect">
                       <a:avLst/>
@@ -532,107 +541,21 @@
     </w:p>
     <w:p>
       <w:pPr>
-        <w:pStyle w:val="Heading1"/>
-        <w:ind w:firstLine="0"/>
-      </w:pPr>
-      <w:r>
-        <w:t>Device Commands</w:t>
-      </w:r>
-    </w:p>
-    <w:p>
-      <w:pPr>
-        <w:jc w:val="left"/>
-      </w:pPr>
-      <w:r>
-        <w:t>The commands are saved in C://Users/Public/B12TLOG_Config/command.cfg. The format of this file is:</w:t>
-      </w:r>
-    </w:p>
-    <w:p>
-      <w:pPr>
-        <w:ind w:firstLine="0"/>
-        <w:jc w:val="center"/>
-      </w:pPr>
-      <w:r>
-        <w:t>[DEVICEMODELNUMBER]</w:t>
-      </w:r>
-    </w:p>
-    <w:p>
-      <w:pPr>
-        <w:ind w:firstLine="0"/>
-        <w:jc w:val="center"/>
-      </w:pPr>
-      <w:r>
-        <w:t>Item1 = command1</w:t>
-      </w:r>
-    </w:p>
-    <w:p>
-      <w:pPr>
-        <w:ind w:firstLine="0"/>
-        <w:jc w:val="center"/>
-      </w:pPr>
-      <w:r>
-        <w:t>Item2 = command2</w:t>
-      </w:r>
-    </w:p>
-    <w:p>
-      <w:pPr>
-        <w:ind w:firstLine="0"/>
-        <w:jc w:val="center"/>
-      </w:pPr>
-      <w:r>
-        <w:t>…</w:t>
-      </w:r>
-    </w:p>
-    <w:p>
-      <w:r>
-        <w:t>The logger will read command.cfg and send commands automatically.</w:t>
-      </w:r>
-    </w:p>
-    <w:p>
-      <w:pPr>
         <w:ind w:firstLine="0"/>
         <w:jc w:val="left"/>
       </w:pPr>
       <w:r>
-        <w:rPr>
-          <w:noProof/>
-        </w:rPr>
+        <w:t xml:space="preserve">In the command area, the logger will send the commands (e.g. command1 &amp; command2) to devices, analyze return string and assign the analyzed data to </w:t>
+      </w:r>
+      <w:r>
         <w:lastRenderedPageBreak/>
-        <w:drawing>
-          <wp:inline distT="0" distB="0" distL="0" distR="0" wp14:anchorId="00D1E9BD" wp14:editId="3149C498">
-            <wp:extent cx="5486400" cy="2378075"/>
-            <wp:effectExtent l="0" t="0" r="0" b="3175"/>
-            <wp:docPr id="741934777" name="Picture 3" descr="A black rectangular object with white text&#10;&#10;Description automatically generated"/>
-            <wp:cNvGraphicFramePr>
-              <a:graphicFrameLocks xmlns:a="http://schemas.openxmlformats.org/drawingml/2006/main" noChangeAspect="1"/>
-            </wp:cNvGraphicFramePr>
-            <a:graphic xmlns:a="http://schemas.openxmlformats.org/drawingml/2006/main">
-              <a:graphicData uri="http://schemas.openxmlformats.org/drawingml/2006/picture">
-                <pic:pic xmlns:pic="http://schemas.openxmlformats.org/drawingml/2006/picture">
-                  <pic:nvPicPr>
-                    <pic:cNvPr id="741934777" name="Picture 3" descr="A black rectangular object with white text&#10;&#10;Description automatically generated"/>
-                    <pic:cNvPicPr/>
-                  </pic:nvPicPr>
-                  <pic:blipFill>
-                    <a:blip r:embed="rId11"/>
-                    <a:stretch>
-                      <a:fillRect/>
-                    </a:stretch>
-                  </pic:blipFill>
-                  <pic:spPr>
-                    <a:xfrm>
-                      <a:off x="0" y="0"/>
-                      <a:ext cx="5486400" cy="2378075"/>
-                    </a:xfrm>
-                    <a:prstGeom prst="rect">
-                      <a:avLst/>
-                    </a:prstGeom>
-                  </pic:spPr>
-                </pic:pic>
-              </a:graphicData>
-            </a:graphic>
-          </wp:inline>
-        </w:drawing>
+        <w:t xml:space="preserve">the variables (e.g. </w:t>
+      </w:r>
+      <w:r>
+        <w:t>variable 1 &amp; variable 2</w:t>
+      </w:r>
+      <w:r>
+        <w:t>). In logger and in monitor, variables are used as headers for saving and reading, respectively.</w:t>
       </w:r>
     </w:p>
     <w:p>
@@ -646,1127 +569,13 @@
         <w:ind w:firstLine="0"/>
         <w:jc w:val="left"/>
       </w:pPr>
-    </w:p>
-    <w:p>
-      <w:pPr>
-        <w:pStyle w:val="Heading1"/>
+      <w:r>
+        <w:t>The alias is the user defined name to identify the data curve in monitor. The rest three elements (min, max, static) are used for warning indicting in the monitor. All these four elements are not required.</w:t>
+      </w:r>
+    </w:p>
+    <w:p>
+      <w:pPr>
         <w:ind w:firstLine="0"/>
-      </w:pPr>
-      <w:r>
-        <w:t>Device</w:t>
-      </w:r>
-      <w:r>
-        <w:t xml:space="preserve"> Configuration</w:t>
-      </w:r>
-    </w:p>
-    <w:p>
-      <w:pPr>
-        <w:jc w:val="left"/>
-      </w:pPr>
-      <w:r>
-        <w:t>The commands vary among different devices. The logger can do device auto detection, but the auto detection can fail. It will save all the port devices information to the logged files folder (C://Users/Public/B12TLOG</w:t>
-      </w:r>
-      <w:r>
-        <w:t>_Config</w:t>
-      </w:r>
-      <w:r>
-        <w:t>/device_</w:t>
-      </w:r>
-      <w:r>
-        <w:t xml:space="preserve">config.cfg </w:t>
-      </w:r>
-      <w:r>
-        <w:t xml:space="preserve">by default). </w:t>
-      </w:r>
-      <w:r>
-        <w:t xml:space="preserve">When logger is initialized, the file is created automatically. </w:t>
-      </w:r>
-      <w:r>
-        <w:t>The information contains:</w:t>
-      </w:r>
-    </w:p>
-    <w:tbl>
-      <w:tblPr>
-        <w:tblStyle w:val="TableGrid"/>
-        <w:tblW w:w="0" w:type="auto"/>
-        <w:tblLook w:val="04A0" w:firstRow="1" w:lastRow="0" w:firstColumn="1" w:lastColumn="0" w:noHBand="0" w:noVBand="1"/>
-      </w:tblPr>
-      <w:tblGrid>
-        <w:gridCol w:w="2157"/>
-        <w:gridCol w:w="2157"/>
-        <w:gridCol w:w="4316"/>
-      </w:tblGrid>
-      <w:tr>
-        <w:tc>
-          <w:tcPr>
-            <w:tcW w:w="2157" w:type="dxa"/>
-          </w:tcPr>
-          <w:p>
-            <w:pPr>
-              <w:tabs>
-                <w:tab w:val="left" w:pos="1368"/>
-              </w:tabs>
-              <w:ind w:firstLine="0"/>
-              <w:jc w:val="left"/>
-            </w:pPr>
-            <w:r>
-              <w:t>Item</w:t>
-            </w:r>
-          </w:p>
-        </w:tc>
-        <w:tc>
-          <w:tcPr>
-            <w:tcW w:w="2157" w:type="dxa"/>
-          </w:tcPr>
-          <w:p>
-            <w:pPr>
-              <w:tabs>
-                <w:tab w:val="left" w:pos="1368"/>
-              </w:tabs>
-              <w:ind w:firstLine="0"/>
-              <w:jc w:val="left"/>
-            </w:pPr>
-            <w:r>
-              <w:t>Changeable</w:t>
-            </w:r>
-          </w:p>
-        </w:tc>
-        <w:tc>
-          <w:tcPr>
-            <w:tcW w:w="4316" w:type="dxa"/>
-          </w:tcPr>
-          <w:p>
-            <w:pPr>
-              <w:tabs>
-                <w:tab w:val="left" w:pos="1368"/>
-              </w:tabs>
-              <w:ind w:firstLine="0"/>
-              <w:jc w:val="left"/>
-            </w:pPr>
-            <w:r>
-              <w:t>Description</w:t>
-            </w:r>
-          </w:p>
-        </w:tc>
-      </w:tr>
-      <w:tr>
-        <w:tc>
-          <w:tcPr>
-            <w:tcW w:w="2157" w:type="dxa"/>
-          </w:tcPr>
-          <w:p>
-            <w:pPr>
-              <w:tabs>
-                <w:tab w:val="left" w:pos="1368"/>
-              </w:tabs>
-              <w:ind w:firstLine="0"/>
-              <w:jc w:val="left"/>
-            </w:pPr>
-            <w:r>
-              <w:t>Device Address</w:t>
-            </w:r>
-          </w:p>
-        </w:tc>
-        <w:tc>
-          <w:tcPr>
-            <w:tcW w:w="2157" w:type="dxa"/>
-          </w:tcPr>
-          <w:p>
-            <w:pPr>
-              <w:tabs>
-                <w:tab w:val="left" w:pos="1368"/>
-              </w:tabs>
-              <w:ind w:firstLine="0"/>
-              <w:jc w:val="left"/>
-            </w:pPr>
-            <w:r>
-              <w:t>No</w:t>
-            </w:r>
-          </w:p>
-        </w:tc>
-        <w:tc>
-          <w:tcPr>
-            <w:tcW w:w="4316" w:type="dxa"/>
-          </w:tcPr>
-          <w:p>
-            <w:pPr>
-              <w:tabs>
-                <w:tab w:val="left" w:pos="1368"/>
-              </w:tabs>
-              <w:ind w:firstLine="0"/>
-              <w:jc w:val="left"/>
-            </w:pPr>
-            <w:r>
-              <w:t>The comport address on the computer</w:t>
-            </w:r>
-            <w:r>
-              <w:t>.</w:t>
-            </w:r>
-          </w:p>
-        </w:tc>
-      </w:tr>
-      <w:tr>
-        <w:tc>
-          <w:tcPr>
-            <w:tcW w:w="2157" w:type="dxa"/>
-          </w:tcPr>
-          <w:p>
-            <w:pPr>
-              <w:tabs>
-                <w:tab w:val="left" w:pos="1368"/>
-              </w:tabs>
-              <w:ind w:firstLine="0"/>
-              <w:jc w:val="left"/>
-            </w:pPr>
-            <w:r>
-              <w:t>Device Status</w:t>
-            </w:r>
-          </w:p>
-        </w:tc>
-        <w:tc>
-          <w:tcPr>
-            <w:tcW w:w="2157" w:type="dxa"/>
-          </w:tcPr>
-          <w:p>
-            <w:pPr>
-              <w:tabs>
-                <w:tab w:val="left" w:pos="1368"/>
-              </w:tabs>
-              <w:ind w:firstLine="0"/>
-              <w:jc w:val="left"/>
-            </w:pPr>
-            <w:r>
-              <w:t>Yes</w:t>
-            </w:r>
-          </w:p>
-        </w:tc>
-        <w:tc>
-          <w:tcPr>
-            <w:tcW w:w="4316" w:type="dxa"/>
-          </w:tcPr>
-          <w:p>
-            <w:pPr>
-              <w:tabs>
-                <w:tab w:val="left" w:pos="1368"/>
-              </w:tabs>
-              <w:ind w:firstLine="0"/>
-              <w:jc w:val="left"/>
-            </w:pPr>
-            <w:r>
-              <w:t>Enable/Disable of device serial communication.</w:t>
-            </w:r>
-            <w:r>
-              <w:t xml:space="preserve"> If the device cannot be talked to, the device status is False.</w:t>
-            </w:r>
-          </w:p>
-        </w:tc>
-      </w:tr>
-      <w:tr>
-        <w:tc>
-          <w:tcPr>
-            <w:tcW w:w="2157" w:type="dxa"/>
-          </w:tcPr>
-          <w:p>
-            <w:pPr>
-              <w:tabs>
-                <w:tab w:val="left" w:pos="1368"/>
-              </w:tabs>
-              <w:ind w:firstLine="0"/>
-              <w:jc w:val="left"/>
-            </w:pPr>
-            <w:r>
-              <w:t>Device Manufacturer</w:t>
-            </w:r>
-          </w:p>
-        </w:tc>
-        <w:tc>
-          <w:tcPr>
-            <w:tcW w:w="2157" w:type="dxa"/>
-          </w:tcPr>
-          <w:p>
-            <w:pPr>
-              <w:tabs>
-                <w:tab w:val="left" w:pos="1368"/>
-              </w:tabs>
-              <w:ind w:firstLine="0"/>
-              <w:jc w:val="left"/>
-            </w:pPr>
-            <w:r>
-              <w:t>Yes</w:t>
-            </w:r>
-          </w:p>
-        </w:tc>
-        <w:tc>
-          <w:tcPr>
-            <w:tcW w:w="4316" w:type="dxa"/>
-          </w:tcPr>
-          <w:p>
-            <w:pPr>
-              <w:tabs>
-                <w:tab w:val="left" w:pos="1368"/>
-              </w:tabs>
-              <w:ind w:firstLine="0"/>
-              <w:jc w:val="left"/>
-            </w:pPr>
-            <w:r>
-              <w:t>The manufacturer of devices. It is extracted from the query(‘*IDN?’). Sometimes it is wrong.</w:t>
-            </w:r>
-          </w:p>
-        </w:tc>
-      </w:tr>
-      <w:tr>
-        <w:tc>
-          <w:tcPr>
-            <w:tcW w:w="2157" w:type="dxa"/>
-          </w:tcPr>
-          <w:p>
-            <w:pPr>
-              <w:tabs>
-                <w:tab w:val="left" w:pos="1368"/>
-              </w:tabs>
-              <w:ind w:firstLine="0"/>
-              <w:jc w:val="left"/>
-            </w:pPr>
-            <w:r>
-              <w:t>Model Number</w:t>
-            </w:r>
-          </w:p>
-        </w:tc>
-        <w:tc>
-          <w:tcPr>
-            <w:tcW w:w="2157" w:type="dxa"/>
-          </w:tcPr>
-          <w:p>
-            <w:pPr>
-              <w:tabs>
-                <w:tab w:val="left" w:pos="1368"/>
-              </w:tabs>
-              <w:ind w:firstLine="0"/>
-              <w:jc w:val="left"/>
-            </w:pPr>
-            <w:r>
-              <w:t>Yes</w:t>
-            </w:r>
-          </w:p>
-        </w:tc>
-        <w:tc>
-          <w:tcPr>
-            <w:tcW w:w="4316" w:type="dxa"/>
-          </w:tcPr>
-          <w:p>
-            <w:pPr>
-              <w:tabs>
-                <w:tab w:val="left" w:pos="1368"/>
-              </w:tabs>
-              <w:ind w:firstLine="0"/>
-              <w:jc w:val="left"/>
-            </w:pPr>
-            <w:r>
-              <w:t xml:space="preserve">The model number of devices. It is extracted from the query(‘*IDN?’). Sometimes it is wrong. </w:t>
-            </w:r>
-            <w:r>
-              <w:rPr>
-                <w:b/>
-                <w:bCs/>
-              </w:rPr>
-              <w:t>Please make sure this is the exact the same as in the command.cfg</w:t>
-            </w:r>
-            <w:r>
-              <w:rPr>
-                <w:b/>
-                <w:bCs/>
-              </w:rPr>
-              <w:t>.</w:t>
-            </w:r>
-          </w:p>
-        </w:tc>
-      </w:tr>
-      <w:tr>
-        <w:tc>
-          <w:tcPr>
-            <w:tcW w:w="2157" w:type="dxa"/>
-          </w:tcPr>
-          <w:p>
-            <w:pPr>
-              <w:tabs>
-                <w:tab w:val="left" w:pos="1368"/>
-              </w:tabs>
-              <w:ind w:firstLine="0"/>
-              <w:jc w:val="left"/>
-            </w:pPr>
-            <w:r>
-              <w:lastRenderedPageBreak/>
-              <w:t>Serial Number</w:t>
-            </w:r>
-          </w:p>
-        </w:tc>
-        <w:tc>
-          <w:tcPr>
-            <w:tcW w:w="2157" w:type="dxa"/>
-          </w:tcPr>
-          <w:p>
-            <w:pPr>
-              <w:tabs>
-                <w:tab w:val="left" w:pos="1368"/>
-              </w:tabs>
-              <w:ind w:firstLine="0"/>
-              <w:jc w:val="left"/>
-            </w:pPr>
-            <w:r>
-              <w:t>Yes</w:t>
-            </w:r>
-          </w:p>
-        </w:tc>
-        <w:tc>
-          <w:tcPr>
-            <w:tcW w:w="4316" w:type="dxa"/>
-          </w:tcPr>
-          <w:p>
-            <w:pPr>
-              <w:tabs>
-                <w:tab w:val="left" w:pos="1368"/>
-              </w:tabs>
-              <w:ind w:firstLine="0"/>
-              <w:jc w:val="left"/>
-            </w:pPr>
-            <w:r>
-              <w:t xml:space="preserve">The serial number of devices. It is extracted from the query(‘*IDN?’). </w:t>
-            </w:r>
-          </w:p>
-        </w:tc>
-      </w:tr>
-      <w:tr>
-        <w:tc>
-          <w:tcPr>
-            <w:tcW w:w="2157" w:type="dxa"/>
-          </w:tcPr>
-          <w:p>
-            <w:pPr>
-              <w:tabs>
-                <w:tab w:val="left" w:pos="1368"/>
-              </w:tabs>
-              <w:ind w:firstLine="0"/>
-              <w:jc w:val="left"/>
-            </w:pPr>
-            <w:r>
-              <w:t>Baud Rate</w:t>
-            </w:r>
-          </w:p>
-        </w:tc>
-        <w:tc>
-          <w:tcPr>
-            <w:tcW w:w="2157" w:type="dxa"/>
-          </w:tcPr>
-          <w:p>
-            <w:pPr>
-              <w:tabs>
-                <w:tab w:val="left" w:pos="1368"/>
-              </w:tabs>
-              <w:ind w:firstLine="0"/>
-              <w:jc w:val="left"/>
-            </w:pPr>
-            <w:r>
-              <w:t>Yes</w:t>
-            </w:r>
-          </w:p>
-        </w:tc>
-        <w:tc>
-          <w:tcPr>
-            <w:tcW w:w="4316" w:type="dxa"/>
-          </w:tcPr>
-          <w:p>
-            <w:pPr>
-              <w:tabs>
-                <w:tab w:val="left" w:pos="1368"/>
-              </w:tabs>
-              <w:ind w:firstLine="0"/>
-              <w:jc w:val="left"/>
-            </w:pPr>
-            <w:r>
-              <w:t>By default, it is 9600</w:t>
-            </w:r>
-          </w:p>
-        </w:tc>
-      </w:tr>
-      <w:tr>
-        <w:tc>
-          <w:tcPr>
-            <w:tcW w:w="2157" w:type="dxa"/>
-          </w:tcPr>
-          <w:p>
-            <w:pPr>
-              <w:tabs>
-                <w:tab w:val="left" w:pos="1368"/>
-              </w:tabs>
-              <w:ind w:firstLine="0"/>
-              <w:jc w:val="left"/>
-            </w:pPr>
-            <w:r>
-              <w:t xml:space="preserve">Id </w:t>
-            </w:r>
-            <w:r>
-              <w:t>C</w:t>
-            </w:r>
-            <w:r>
-              <w:t>ommand</w:t>
-            </w:r>
-          </w:p>
-        </w:tc>
-        <w:tc>
-          <w:tcPr>
-            <w:tcW w:w="2157" w:type="dxa"/>
-          </w:tcPr>
-          <w:p>
-            <w:pPr>
-              <w:tabs>
-                <w:tab w:val="left" w:pos="1368"/>
-              </w:tabs>
-              <w:ind w:firstLine="0"/>
-              <w:jc w:val="left"/>
-            </w:pPr>
-            <w:r>
-              <w:t>Yes</w:t>
-            </w:r>
-          </w:p>
-        </w:tc>
-        <w:tc>
-          <w:tcPr>
-            <w:tcW w:w="4316" w:type="dxa"/>
-          </w:tcPr>
-          <w:p>
-            <w:pPr>
-              <w:tabs>
-                <w:tab w:val="left" w:pos="1368"/>
-              </w:tabs>
-              <w:ind w:firstLine="0"/>
-              <w:jc w:val="left"/>
-            </w:pPr>
-            <w:r>
-              <w:rPr>
-                <w:b/>
-                <w:bCs/>
-              </w:rPr>
-              <w:t xml:space="preserve">The command that </w:t>
-            </w:r>
-            <w:r>
-              <w:rPr>
-                <w:b/>
-                <w:bCs/>
-              </w:rPr>
-              <w:t>is sent</w:t>
-            </w:r>
-            <w:r>
-              <w:rPr>
-                <w:b/>
-                <w:bCs/>
-              </w:rPr>
-              <w:t xml:space="preserve"> to devices to ensure the device serial communication is working properly.</w:t>
-            </w:r>
-            <w:r>
-              <w:t xml:space="preserve"> By default, it is ‘*IDN?’ from IEEE-488</w:t>
-            </w:r>
-          </w:p>
-        </w:tc>
-      </w:tr>
-      <w:tr>
-        <w:tc>
-          <w:tcPr>
-            <w:tcW w:w="2157" w:type="dxa"/>
-          </w:tcPr>
-          <w:p>
-            <w:pPr>
-              <w:tabs>
-                <w:tab w:val="left" w:pos="1368"/>
-              </w:tabs>
-              <w:ind w:firstLine="0"/>
-              <w:jc w:val="left"/>
-            </w:pPr>
-            <w:r>
-              <w:t>T</w:t>
-            </w:r>
-            <w:r>
-              <w:t>ermination</w:t>
-            </w:r>
-          </w:p>
-        </w:tc>
-        <w:tc>
-          <w:tcPr>
-            <w:tcW w:w="2157" w:type="dxa"/>
-          </w:tcPr>
-          <w:p>
-            <w:pPr>
-              <w:tabs>
-                <w:tab w:val="left" w:pos="1368"/>
-              </w:tabs>
-              <w:ind w:firstLine="0"/>
-              <w:jc w:val="left"/>
-            </w:pPr>
-            <w:r>
-              <w:t>Yes</w:t>
-            </w:r>
-          </w:p>
-        </w:tc>
-        <w:tc>
-          <w:tcPr>
-            <w:tcW w:w="4316" w:type="dxa"/>
-          </w:tcPr>
-          <w:p>
-            <w:pPr>
-              <w:tabs>
-                <w:tab w:val="left" w:pos="1368"/>
-              </w:tabs>
-              <w:ind w:firstLine="0"/>
-              <w:jc w:val="left"/>
-            </w:pPr>
-            <w:r>
-              <w:t>The termination of read/write</w:t>
-            </w:r>
-            <w:r>
-              <w:t>.</w:t>
-            </w:r>
-            <w:r>
-              <w:t xml:space="preserve"> </w:t>
-            </w:r>
-            <w:r>
-              <w:t xml:space="preserve"> </w:t>
-            </w:r>
-          </w:p>
-        </w:tc>
-      </w:tr>
-      <w:tr>
-        <w:tc>
-          <w:tcPr>
-            <w:tcW w:w="2157" w:type="dxa"/>
-          </w:tcPr>
-          <w:p>
-            <w:pPr>
-              <w:tabs>
-                <w:tab w:val="left" w:pos="1368"/>
-              </w:tabs>
-              <w:ind w:firstLine="0"/>
-              <w:jc w:val="left"/>
-            </w:pPr>
-            <w:r>
-              <w:t>Split Sign</w:t>
-            </w:r>
-          </w:p>
-        </w:tc>
-        <w:tc>
-          <w:tcPr>
-            <w:tcW w:w="2157" w:type="dxa"/>
-          </w:tcPr>
-          <w:p>
-            <w:pPr>
-              <w:tabs>
-                <w:tab w:val="left" w:pos="1368"/>
-              </w:tabs>
-              <w:ind w:firstLine="0"/>
-              <w:jc w:val="left"/>
-            </w:pPr>
-            <w:r>
-              <w:t>Yes</w:t>
-            </w:r>
-          </w:p>
-        </w:tc>
-        <w:tc>
-          <w:tcPr>
-            <w:tcW w:w="4316" w:type="dxa"/>
-          </w:tcPr>
-          <w:p>
-            <w:pPr>
-              <w:tabs>
-                <w:tab w:val="left" w:pos="1368"/>
-              </w:tabs>
-              <w:ind w:firstLine="0"/>
-              <w:jc w:val="left"/>
-            </w:pPr>
-            <w:r>
-              <w:t xml:space="preserve">The sign to split the data from device. </w:t>
-            </w:r>
-          </w:p>
-        </w:tc>
-      </w:tr>
-      <w:tr>
-        <w:tc>
-          <w:tcPr>
-            <w:tcW w:w="2157" w:type="dxa"/>
-          </w:tcPr>
-          <w:p>
-            <w:pPr>
-              <w:tabs>
-                <w:tab w:val="left" w:pos="1368"/>
-              </w:tabs>
-              <w:ind w:firstLine="0"/>
-              <w:jc w:val="left"/>
-            </w:pPr>
-            <w:r>
-              <w:t>Data Index</w:t>
-            </w:r>
-          </w:p>
-        </w:tc>
-        <w:tc>
-          <w:tcPr>
-            <w:tcW w:w="2157" w:type="dxa"/>
-          </w:tcPr>
-          <w:p>
-            <w:pPr>
-              <w:tabs>
-                <w:tab w:val="left" w:pos="1368"/>
-              </w:tabs>
-              <w:ind w:firstLine="0"/>
-              <w:jc w:val="left"/>
-            </w:pPr>
-            <w:r>
-              <w:t>Yes</w:t>
-            </w:r>
-          </w:p>
-        </w:tc>
-        <w:tc>
-          <w:tcPr>
-            <w:tcW w:w="4316" w:type="dxa"/>
-          </w:tcPr>
-          <w:p>
-            <w:pPr>
-              <w:tabs>
-                <w:tab w:val="left" w:pos="1368"/>
-              </w:tabs>
-              <w:ind w:firstLine="0"/>
-              <w:jc w:val="left"/>
-            </w:pPr>
-            <w:r>
-              <w:t>The return data index after being split. For example, if data return ‘$ID1,017,000,000’, split sign is comma and ‘017’ is the data to log, then the data index should be 1.</w:t>
-            </w:r>
-          </w:p>
-        </w:tc>
-      </w:tr>
-      <w:tr>
-        <w:tc>
-          <w:tcPr>
-            <w:tcW w:w="2157" w:type="dxa"/>
-          </w:tcPr>
-          <w:p>
-            <w:pPr>
-              <w:tabs>
-                <w:tab w:val="left" w:pos="1368"/>
-              </w:tabs>
-              <w:ind w:firstLine="0"/>
-              <w:jc w:val="left"/>
-            </w:pPr>
-            <w:r>
-              <w:t>Flow Control</w:t>
-            </w:r>
-          </w:p>
-        </w:tc>
-        <w:tc>
-          <w:tcPr>
-            <w:tcW w:w="2157" w:type="dxa"/>
-          </w:tcPr>
-          <w:p>
-            <w:pPr>
-              <w:tabs>
-                <w:tab w:val="left" w:pos="1368"/>
-              </w:tabs>
-              <w:ind w:firstLine="0"/>
-              <w:jc w:val="left"/>
-            </w:pPr>
-            <w:r>
-              <w:t>Yes</w:t>
-            </w:r>
-          </w:p>
-        </w:tc>
-        <w:tc>
-          <w:tcPr>
-            <w:tcW w:w="4316" w:type="dxa"/>
-          </w:tcPr>
-          <w:p>
-            <w:pPr>
-              <w:tabs>
-                <w:tab w:val="left" w:pos="1368"/>
-              </w:tabs>
-              <w:ind w:firstLine="0"/>
-              <w:jc w:val="left"/>
-            </w:pPr>
-            <w:r>
-              <w:t>The type of flow control used by the transfer mechanism.</w:t>
-            </w:r>
-            <w:r>
-              <w:t xml:space="preserve"> </w:t>
-            </w:r>
-          </w:p>
-        </w:tc>
-      </w:tr>
-      <w:tr>
-        <w:tc>
-          <w:tcPr>
-            <w:tcW w:w="2157" w:type="dxa"/>
-          </w:tcPr>
-          <w:p>
-            <w:pPr>
-              <w:tabs>
-                <w:tab w:val="left" w:pos="1368"/>
-              </w:tabs>
-              <w:ind w:firstLine="0"/>
-              <w:jc w:val="left"/>
-            </w:pPr>
-            <w:r>
-              <w:t>Parity</w:t>
-            </w:r>
-          </w:p>
-        </w:tc>
-        <w:tc>
-          <w:tcPr>
-            <w:tcW w:w="2157" w:type="dxa"/>
-          </w:tcPr>
-          <w:p>
-            <w:pPr>
-              <w:tabs>
-                <w:tab w:val="left" w:pos="1368"/>
-              </w:tabs>
-              <w:ind w:firstLine="0"/>
-              <w:jc w:val="left"/>
-            </w:pPr>
-            <w:r>
-              <w:t>Yes</w:t>
-            </w:r>
-          </w:p>
-        </w:tc>
-        <w:tc>
-          <w:tcPr>
-            <w:tcW w:w="4316" w:type="dxa"/>
-          </w:tcPr>
-          <w:p>
-            <w:pPr>
-              <w:tabs>
-                <w:tab w:val="left" w:pos="1368"/>
-              </w:tabs>
-              <w:ind w:firstLine="0"/>
-              <w:jc w:val="left"/>
-            </w:pPr>
-            <w:r>
-              <w:t>Parity type to use with every frame transmitted and received on a serial session</w:t>
-            </w:r>
-            <w:r>
-              <w:t>:</w:t>
-            </w:r>
-          </w:p>
-          <w:p>
-            <w:pPr>
-              <w:tabs>
-                <w:tab w:val="left" w:pos="1368"/>
-              </w:tabs>
-              <w:ind w:firstLine="0"/>
-              <w:jc w:val="left"/>
-            </w:pPr>
-            <w:r>
-              <w:t>Parity.n</w:t>
-            </w:r>
-            <w:r>
-              <w:t>one</w:t>
-            </w:r>
-            <w:r>
-              <w:t xml:space="preserve"> = 0</w:t>
-            </w:r>
-          </w:p>
-          <w:p>
-            <w:pPr>
-              <w:tabs>
-                <w:tab w:val="left" w:pos="1368"/>
-              </w:tabs>
-              <w:ind w:firstLine="0"/>
-              <w:jc w:val="left"/>
-            </w:pPr>
-            <w:r>
-              <w:t>Parity.odd</w:t>
-            </w:r>
-            <w:r>
-              <w:t xml:space="preserve"> = </w:t>
-            </w:r>
-            <w:r>
-              <w:t>1</w:t>
-            </w:r>
-          </w:p>
-          <w:p>
-            <w:pPr>
-              <w:tabs>
-                <w:tab w:val="left" w:pos="1368"/>
-              </w:tabs>
-              <w:ind w:firstLine="0"/>
-              <w:jc w:val="left"/>
-            </w:pPr>
-            <w:r>
-              <w:t>Parity.even</w:t>
-            </w:r>
-            <w:r>
-              <w:t xml:space="preserve"> = </w:t>
-            </w:r>
-            <w:r>
-              <w:t>2</w:t>
-            </w:r>
-          </w:p>
-          <w:p>
-            <w:pPr>
-              <w:tabs>
-                <w:tab w:val="left" w:pos="1368"/>
-              </w:tabs>
-              <w:ind w:firstLine="0"/>
-              <w:jc w:val="left"/>
-            </w:pPr>
-            <w:r>
-              <w:t>Parity.mark</w:t>
-            </w:r>
-            <w:r>
-              <w:t xml:space="preserve"> = </w:t>
-            </w:r>
-            <w:r>
-              <w:t>3</w:t>
-            </w:r>
-          </w:p>
-          <w:p>
-            <w:pPr>
-              <w:tabs>
-                <w:tab w:val="left" w:pos="1368"/>
-              </w:tabs>
-              <w:ind w:firstLine="0"/>
-              <w:jc w:val="left"/>
-            </w:pPr>
-            <w:r>
-              <w:t>Parity.space</w:t>
-            </w:r>
-            <w:r>
-              <w:t xml:space="preserve"> = </w:t>
-            </w:r>
-            <w:r>
-              <w:t>4</w:t>
-            </w:r>
-          </w:p>
-        </w:tc>
-      </w:tr>
-      <w:tr>
-        <w:tc>
-          <w:tcPr>
-            <w:tcW w:w="2157" w:type="dxa"/>
-          </w:tcPr>
-          <w:p>
-            <w:pPr>
-              <w:tabs>
-                <w:tab w:val="left" w:pos="1368"/>
-              </w:tabs>
-              <w:ind w:firstLine="0"/>
-              <w:jc w:val="left"/>
-            </w:pPr>
-            <w:r>
-              <w:t>Stop Bits</w:t>
-            </w:r>
-          </w:p>
-        </w:tc>
-        <w:tc>
-          <w:tcPr>
-            <w:tcW w:w="2157" w:type="dxa"/>
-          </w:tcPr>
-          <w:p>
-            <w:pPr>
-              <w:tabs>
-                <w:tab w:val="left" w:pos="1368"/>
-              </w:tabs>
-              <w:ind w:firstLine="0"/>
-              <w:jc w:val="left"/>
-            </w:pPr>
-            <w:r>
-              <w:t>Yes</w:t>
-            </w:r>
-          </w:p>
-        </w:tc>
-        <w:tc>
-          <w:tcPr>
-            <w:tcW w:w="4316" w:type="dxa"/>
-          </w:tcPr>
-          <w:p>
-            <w:pPr>
-              <w:tabs>
-                <w:tab w:val="left" w:pos="1368"/>
-              </w:tabs>
-              <w:ind w:firstLine="0"/>
-              <w:jc w:val="left"/>
-            </w:pPr>
-            <w:r>
-              <w:t>The number of stop bits that indicate the end of a frame on a serial resource</w:t>
-            </w:r>
-            <w:r>
-              <w:t>:</w:t>
-            </w:r>
-          </w:p>
-          <w:p>
-            <w:pPr>
-              <w:tabs>
-                <w:tab w:val="left" w:pos="1368"/>
-              </w:tabs>
-              <w:ind w:firstLine="0"/>
-              <w:jc w:val="left"/>
-            </w:pPr>
-            <w:r>
-              <w:t>StopBits.</w:t>
-            </w:r>
-            <w:r>
-              <w:t>one</w:t>
-            </w:r>
-            <w:r>
-              <w:t xml:space="preserve"> = 10</w:t>
-            </w:r>
-          </w:p>
-          <w:p>
-            <w:pPr>
-              <w:tabs>
-                <w:tab w:val="left" w:pos="1368"/>
-              </w:tabs>
-              <w:ind w:firstLine="0"/>
-              <w:jc w:val="left"/>
-            </w:pPr>
-            <w:r>
-              <w:t>StopBits.</w:t>
-            </w:r>
-            <w:r>
-              <w:t>one_and_a_half</w:t>
-            </w:r>
-            <w:r>
-              <w:t xml:space="preserve"> = 15</w:t>
-            </w:r>
-          </w:p>
-          <w:p>
-            <w:pPr>
-              <w:tabs>
-                <w:tab w:val="left" w:pos="1368"/>
-              </w:tabs>
-              <w:ind w:firstLine="0"/>
-              <w:jc w:val="left"/>
-            </w:pPr>
-            <w:r>
-              <w:t>StopBits.</w:t>
-            </w:r>
-            <w:r>
-              <w:t>two</w:t>
-            </w:r>
-            <w:r>
-              <w:t xml:space="preserve"> = 20</w:t>
-            </w:r>
-          </w:p>
-        </w:tc>
-      </w:tr>
-    </w:tbl>
-    <w:p>
-      <w:pPr>
-        <w:tabs>
-          <w:tab w:val="left" w:pos="1368"/>
-        </w:tabs>
-        <w:ind w:firstLine="0"/>
-        <w:jc w:val="left"/>
-      </w:pPr>
-    </w:p>
-    <w:p>
-      <w:pPr>
-        <w:tabs>
-          <w:tab w:val="left" w:pos="1368"/>
-        </w:tabs>
-        <w:ind w:firstLine="0"/>
-        <w:jc w:val="left"/>
-      </w:pPr>
-      <w:r>
-        <w:lastRenderedPageBreak/>
-        <w:t>Please update the device</w:t>
-      </w:r>
-      <w:r>
-        <w:t>_config.cfg</w:t>
-      </w:r>
-      <w:r>
-        <w:t xml:space="preserve"> file so that the devices can be talked to.</w:t>
-      </w:r>
-      <w:r>
-        <w:t xml:space="preserve"> When </w:t>
-      </w:r>
-      <w:r>
-        <w:t xml:space="preserve">the </w:t>
-      </w:r>
-      <w:r>
-        <w:t xml:space="preserve">file is created, the default device status is </w:t>
-      </w:r>
-      <w:r>
-        <w:t>False. Users need to make it to True so that logger</w:t>
-      </w:r>
-      <w:r>
-        <w:t xml:space="preserve"> will try to talk to the device. If the device cannot be talked to, this setting will be forced </w:t>
-      </w:r>
-      <w:r>
-        <w:t xml:space="preserve">to </w:t>
-      </w:r>
-      <w:r>
-        <w:t>False</w:t>
-      </w:r>
-      <w:r>
-        <w:t xml:space="preserve"> again</w:t>
-      </w:r>
-      <w:r>
-        <w:t xml:space="preserve">. </w:t>
-      </w:r>
-    </w:p>
-    <w:p>
-      <w:pPr>
-        <w:tabs>
-          <w:tab w:val="left" w:pos="1368"/>
-        </w:tabs>
-        <w:ind w:firstLine="0"/>
-        <w:jc w:val="left"/>
-      </w:pPr>
-    </w:p>
-    <w:p>
-      <w:pPr>
-        <w:tabs>
-          <w:tab w:val="left" w:pos="1368"/>
-        </w:tabs>
-        <w:ind w:firstLine="0"/>
-        <w:jc w:val="left"/>
-      </w:pPr>
-      <w:r>
-        <w:rPr>
-          <w:noProof/>
-        </w:rPr>
-        <w:drawing>
-          <wp:inline distT="0" distB="0" distL="0" distR="0" wp14:anchorId="4DEC9F0E" wp14:editId="4783F479">
-            <wp:extent cx="5486400" cy="2607945"/>
-            <wp:effectExtent l="0" t="0" r="0" b="1905"/>
-            <wp:docPr id="1380265858" name="Picture 4" descr="A screenshot of a computer&#10;&#10;Description automatically generated"/>
-            <wp:cNvGraphicFramePr>
-              <a:graphicFrameLocks xmlns:a="http://schemas.openxmlformats.org/drawingml/2006/main" noChangeAspect="1"/>
-            </wp:cNvGraphicFramePr>
-            <a:graphic xmlns:a="http://schemas.openxmlformats.org/drawingml/2006/main">
-              <a:graphicData uri="http://schemas.openxmlformats.org/drawingml/2006/picture">
-                <pic:pic xmlns:pic="http://schemas.openxmlformats.org/drawingml/2006/picture">
-                  <pic:nvPicPr>
-                    <pic:cNvPr id="1380265858" name="Picture 4" descr="A screenshot of a computer&#10;&#10;Description automatically generated"/>
-                    <pic:cNvPicPr/>
-                  </pic:nvPicPr>
-                  <pic:blipFill>
-                    <a:blip r:embed="rId12"/>
-                    <a:stretch>
-                      <a:fillRect/>
-                    </a:stretch>
-                  </pic:blipFill>
-                  <pic:spPr>
-                    <a:xfrm>
-                      <a:off x="0" y="0"/>
-                      <a:ext cx="5486400" cy="2607945"/>
-                    </a:xfrm>
-                    <a:prstGeom prst="rect">
-                      <a:avLst/>
-                    </a:prstGeom>
-                  </pic:spPr>
-                </pic:pic>
-              </a:graphicData>
-            </a:graphic>
-          </wp:inline>
-        </w:drawing>
-      </w:r>
-    </w:p>
-    <w:p>
-      <w:pPr>
         <w:jc w:val="left"/>
       </w:pPr>
     </w:p>
@@ -1928,57 +737,19 @@
       </w:r>
     </w:p>
     <w:p>
-      <w:r>
-        <w:t>There are two slider bars, and each has one reset button.</w:t>
-      </w:r>
-    </w:p>
-    <w:p>
-      <w:r>
-        <w:t xml:space="preserve">The ‘Zoom’ slider bar controls the real-time plots. It can zoom in towards to latest time. </w:t>
-      </w:r>
-    </w:p>
-    <w:p>
-      <w:r>
-        <w:lastRenderedPageBreak/>
-        <w:t>The ‘File’ slider bar changes the plot from real-time to static. It helps users to choose what file to plot in static. If the slider bar is left-most, it plots the real-time data. Use the reset button to switch the plot to real-time.</w:t>
-      </w:r>
-      <w:r>
-        <w:t xml:space="preserve"> </w:t>
-      </w:r>
-    </w:p>
-    <w:p>
-      <w:r>
-        <w:t>The ‘Date’ textbox is used to select specific date of data to plot. Users can type the exact date, month, year, or date range. The format is: ‘YYYYMMDD’ or ‘YYYYMMDD – YYYYMMDD’, where YYYY is year, MM is month (option) and DD is day (option). Please be advised that if users type in date range, the format of two dates should be exact same.</w:t>
-      </w:r>
-    </w:p>
-    <w:p>
-      <w:r>
-        <w:t xml:space="preserve">Users can check the buttons on the </w:t>
-      </w:r>
-      <w:r>
-        <w:t xml:space="preserve">center-left </w:t>
-      </w:r>
-      <w:r>
-        <w:t>side to select the data to plot</w:t>
-      </w:r>
-      <w:r>
-        <w:t xml:space="preserve">. Users can also check the button on the upper-left side to enable/disable logger and devices. Please be advised that, currently, the check box cannot reflect the status of logger or devices correctly if the status of logger or devices change externally (e.g. use terminal to stop logger). </w:t>
-      </w:r>
-    </w:p>
-    <w:p>
-      <w:pPr>
-        <w:ind w:firstLine="0"/>
+      <w:pPr>
         <w:jc w:val="left"/>
       </w:pPr>
       <w:r>
         <w:rPr>
           <w:noProof/>
         </w:rPr>
+        <w:lastRenderedPageBreak/>
         <w:drawing>
-          <wp:inline distT="0" distB="0" distL="0" distR="0" wp14:anchorId="21905EDD" wp14:editId="66182694">
-            <wp:extent cx="5481547" cy="3867517"/>
-            <wp:effectExtent l="0" t="0" r="5080" b="0"/>
-            <wp:docPr id="201283035" name="Picture 5"/>
+          <wp:inline distT="0" distB="0" distL="0" distR="0" wp14:anchorId="7961C934" wp14:editId="4CBD7795">
+            <wp:extent cx="5486400" cy="4344035"/>
+            <wp:effectExtent l="0" t="0" r="0" b="0"/>
+            <wp:docPr id="537098704" name="Picture 4" descr="A screenshot of a computer&#10;&#10;Description automatically generated"/>
             <wp:cNvGraphicFramePr>
               <a:graphicFrameLocks xmlns:a="http://schemas.openxmlformats.org/drawingml/2006/main" noChangeAspect="1"/>
             </wp:cNvGraphicFramePr>
@@ -1986,11 +757,11 @@
               <a:graphicData uri="http://schemas.openxmlformats.org/drawingml/2006/picture">
                 <pic:pic xmlns:pic="http://schemas.openxmlformats.org/drawingml/2006/picture">
                   <pic:nvPicPr>
-                    <pic:cNvPr id="201283035" name="Picture 5"/>
+                    <pic:cNvPr id="537098704" name="Picture 4" descr="A screenshot of a computer&#10;&#10;Description automatically generated"/>
                     <pic:cNvPicPr/>
                   </pic:nvPicPr>
                   <pic:blipFill>
-                    <a:blip r:embed="rId13"/>
+                    <a:blip r:embed="rId11"/>
                     <a:stretch>
                       <a:fillRect/>
                     </a:stretch>
@@ -1998,7 +769,7 @@
                   <pic:spPr>
                     <a:xfrm>
                       <a:off x="0" y="0"/>
-                      <a:ext cx="5481547" cy="3867517"/>
+                      <a:ext cx="5486400" cy="4344035"/>
                     </a:xfrm>
                     <a:prstGeom prst="rect">
                       <a:avLst/>
@@ -2013,49 +784,152 @@
     </w:p>
     <w:p>
       <w:pPr>
+        <w:ind w:firstLine="0"/>
         <w:jc w:val="left"/>
       </w:pPr>
-    </w:p>
-    <w:p>
-      <w:pPr>
+      <w:r>
+        <w:rPr>
+          <w:b/>
+          <w:bCs/>
+        </w:rPr>
+        <w:t>Status</w:t>
+      </w:r>
+      <w:r>
+        <w:t>: showing the status of devices and logger.</w:t>
+      </w:r>
+    </w:p>
+    <w:p>
+      <w:pPr>
+        <w:ind w:firstLine="0"/>
         <w:jc w:val="left"/>
       </w:pPr>
-    </w:p>
-    <w:p>
-      <w:pPr>
+      <w:r>
+        <w:rPr>
+          <w:b/>
+          <w:bCs/>
+        </w:rPr>
+        <w:t>Warnings</w:t>
+      </w:r>
+      <w:r>
+        <w:t>: showing the warnings of devices based on the given ‘min’, ‘max’ or ‘static’ in configuration file.</w:t>
+      </w:r>
+    </w:p>
+    <w:p>
+      <w:pPr>
+        <w:ind w:firstLine="0"/>
         <w:jc w:val="left"/>
       </w:pPr>
-    </w:p>
-    <w:p>
-      <w:pPr>
+      <w:r>
+        <w:rPr>
+          <w:b/>
+          <w:bCs/>
+        </w:rPr>
+        <w:t>Window Length</w:t>
+      </w:r>
+      <w:r>
+        <w:t>: the number of data points shown in the figure.</w:t>
+      </w:r>
+    </w:p>
+    <w:p>
+      <w:pPr>
+        <w:ind w:firstLine="0"/>
         <w:jc w:val="left"/>
       </w:pPr>
-    </w:p>
-    <w:p>
-      <w:pPr>
+      <w:r>
+        <w:rPr>
+          <w:b/>
+          <w:bCs/>
+        </w:rPr>
+        <w:t>Hidden</w:t>
+      </w:r>
+      <w:r>
+        <w:t>: the available items to shown in the figure.</w:t>
+      </w:r>
+    </w:p>
+    <w:p>
+      <w:pPr>
+        <w:ind w:firstLine="0"/>
         <w:jc w:val="left"/>
       </w:pPr>
-    </w:p>
-    <w:p>
-      <w:pPr>
+      <w:r>
+        <w:rPr>
+          <w:b/>
+          <w:bCs/>
+        </w:rPr>
+        <w:t>Shown</w:t>
+      </w:r>
+      <w:r>
+        <w:t>: the items shown in the figure.</w:t>
+      </w:r>
+    </w:p>
+    <w:p>
+      <w:pPr>
+        <w:ind w:firstLine="0"/>
         <w:jc w:val="left"/>
       </w:pPr>
-    </w:p>
-    <w:p>
-      <w:pPr>
+      <w:r>
+        <w:rPr>
+          <w:b/>
+          <w:bCs/>
+        </w:rPr>
+        <w:t>Arrow Buttons</w:t>
+      </w:r>
+      <w:r>
+        <w:t>: show or hide the selected data.</w:t>
+      </w:r>
+    </w:p>
+    <w:p>
+      <w:pPr>
+        <w:ind w:firstLine="0"/>
         <w:jc w:val="left"/>
       </w:pPr>
-    </w:p>
-    <w:p>
-      <w:pPr>
+      <w:r>
+        <w:rPr>
+          <w:b/>
+          <w:bCs/>
+        </w:rPr>
+        <w:t>Start Time &amp; End Time</w:t>
+      </w:r>
+      <w:r>
+        <w:t>: Both can be optional. Click ‘OK’ to review the static data within the given time range and click ‘Reset’ to review the live figure.</w:t>
+      </w:r>
+    </w:p>
+    <w:p>
+      <w:pPr>
+        <w:ind w:firstLine="0"/>
         <w:jc w:val="left"/>
       </w:pPr>
+      <w:r>
+        <w:rPr>
+          <w:b/>
+          <w:bCs/>
+        </w:rPr>
+        <w:t>File (menu bar)</w:t>
+      </w:r>
+      <w:r>
+        <w:t>: select file to plot. Click ‘Reset’ to review the live figure.</w:t>
+      </w:r>
+    </w:p>
+    <w:p>
+      <w:pPr>
+        <w:ind w:firstLine="0"/>
+        <w:jc w:val="left"/>
+      </w:pPr>
+    </w:p>
+    <w:p>
+      <w:pPr>
+        <w:ind w:firstLine="0"/>
+        <w:jc w:val="left"/>
+      </w:pPr>
+      <w:r>
+        <w:t>Please be notified that the settings will be automatically saved and retrieved when pyB12monitor restarts.</w:t>
+      </w:r>
     </w:p>
     <w:sectPr>
-      <w:headerReference w:type="default" r:id="rId14"/>
-      <w:footerReference w:type="default" r:id="rId15"/>
-      <w:headerReference w:type="first" r:id="rId16"/>
-      <w:footerReference w:type="first" r:id="rId17"/>
+      <w:headerReference w:type="default" r:id="rId12"/>
+      <w:footerReference w:type="default" r:id="rId13"/>
+      <w:headerReference w:type="first" r:id="rId14"/>
+      <w:footerReference w:type="first" r:id="rId15"/>
       <w:pgSz w:w="12240" w:h="15840"/>
       <w:pgMar w:top="1440" w:right="1800" w:bottom="1440" w:left="1800" w:header="720" w:footer="720" w:gutter="0"/>
       <w:cols w:space="720"/>
